--- a/Unsorted/Павловск/восстановление/3. Павловск. Восстановление.docx
+++ b/Unsorted/Павловск/восстановление/3. Павловск. Восстановление.docx
@@ -55,15 +55,41 @@
         <w:jc w:val="both"/>
         <w:rPr>
           <w:rFonts w:ascii="Times New Roman" w:hAnsi="Times New Roman" w:cs="Times New Roman"/>
-          <w:sz w:val="24"/>
+          <w:color w:val="0F1115"/>
+          <w:sz w:val="24"/>
+          <w:szCs w:val="24"/>
+          <w:shd w:val="clear" w:color="auto" w:fill="FFFFFF"/>
         </w:rPr>
       </w:pPr>
       <w:r>
         <w:rPr>
           <w:rFonts w:ascii="Times New Roman" w:hAnsi="Times New Roman" w:cs="Times New Roman"/>
-          <w:sz w:val="24"/>
-        </w:rPr>
-        <w:t>После освобождения Павловска начался длительный и поэтапный процесс реставрации, основанный на комплексном изучении сохранившихся фрагментов, довоенных фотоматериалов, обмерной документации и проектных решений. Параллельно с работами ГМЗ «Павловск» важнейшую роль сыграли проектные и реставрационные организации, документация которых хранится в ЦГАНТД СПб.</w:t>
+          <w:color w:val="0F1115"/>
+          <w:sz w:val="24"/>
+          <w:szCs w:val="24"/>
+          <w:shd w:val="clear" w:color="auto" w:fill="FFFFFF"/>
+        </w:rPr>
+        <w:t>После освобождения Павловска начался длительный и поэтапный процесс реставрации, основанный на комплексном изучении сохранившихся фрагментов, довоенных фотоматериалов, обмерной документации и проектных решений. Проектные и реставрационные организации Ленинграда внесли существенный вклад в восстановление Павловска</w:t>
+      </w:r>
+      <w:r>
+        <w:rPr>
+          <w:rFonts w:ascii="Times New Roman" w:hAnsi="Times New Roman" w:cs="Times New Roman"/>
+          <w:color w:val="0F1115"/>
+          <w:sz w:val="24"/>
+          <w:szCs w:val="24"/>
+          <w:shd w:val="clear" w:color="auto" w:fill="FFFFFF"/>
+        </w:rPr>
+        <w:t>. Д</w:t>
+      </w:r>
+      <w:r>
+        <w:rPr>
+          <w:rFonts w:ascii="Times New Roman" w:hAnsi="Times New Roman" w:cs="Times New Roman"/>
+          <w:color w:val="0F1115"/>
+          <w:sz w:val="24"/>
+          <w:szCs w:val="24"/>
+          <w:shd w:val="clear" w:color="auto" w:fill="FFFFFF"/>
+        </w:rPr>
+        <w:t>окументы об этих работах хранятся в ЦГАНТД СПб.</w:t>
       </w:r>
     </w:p>
     <w:p>
@@ -81,7 +107,21 @@
           <w:rFonts w:ascii="Times New Roman" w:hAnsi="Times New Roman" w:cs="Times New Roman"/>
           <w:sz w:val="24"/>
         </w:rPr>
-        <w:t xml:space="preserve">Ключевую роль сыграла Анна Ивановна </w:t>
+        <w:t>Ключевую роль</w:t>
+      </w:r>
+      <w:r>
+        <w:rPr>
+          <w:rFonts w:ascii="Times New Roman" w:hAnsi="Times New Roman" w:cs="Times New Roman"/>
+          <w:sz w:val="24"/>
+        </w:rPr>
+        <w:t xml:space="preserve"> в восстановлении</w:t>
+      </w:r>
+      <w:r>
+        <w:rPr>
+          <w:rFonts w:ascii="Times New Roman" w:hAnsi="Times New Roman" w:cs="Times New Roman"/>
+          <w:sz w:val="24"/>
+        </w:rPr>
+        <w:t xml:space="preserve"> сыграла Анна Ивановна </w:t>
       </w:r>
       <w:proofErr w:type="spellStart"/>
       <w:r>
@@ -115,43 +155,39 @@
           <w:rFonts w:ascii="Times New Roman" w:hAnsi="Times New Roman" w:cs="Times New Roman"/>
           <w:sz w:val="24"/>
         </w:rPr>
-        <w:t>Первоочередными были</w:t>
-      </w:r>
-      <w:r>
-        <w:rPr>
-          <w:rFonts w:ascii="Times New Roman" w:hAnsi="Times New Roman" w:cs="Times New Roman"/>
-          <w:sz w:val="24"/>
-        </w:rPr>
-        <w:t xml:space="preserve"> работы по наведению кровли и крыши над разрушенным дворцом</w:t>
-      </w:r>
-      <w:r>
-        <w:rPr>
-          <w:rFonts w:ascii="Times New Roman" w:hAnsi="Times New Roman" w:cs="Times New Roman"/>
-          <w:sz w:val="24"/>
-        </w:rPr>
-        <w:t>.</w:t>
-      </w:r>
-      <w:r>
-        <w:rPr>
-          <w:rFonts w:ascii="Times New Roman" w:hAnsi="Times New Roman" w:cs="Times New Roman"/>
-          <w:sz w:val="24"/>
-        </w:rPr>
-        <w:t xml:space="preserve"> </w:t>
-      </w:r>
-      <w:r>
-        <w:rPr>
-          <w:rFonts w:ascii="Times New Roman" w:hAnsi="Times New Roman" w:cs="Times New Roman"/>
-          <w:sz w:val="24"/>
-        </w:rPr>
-        <w:t>У</w:t>
-      </w:r>
-      <w:r>
-        <w:rPr>
-          <w:rFonts w:ascii="Times New Roman" w:hAnsi="Times New Roman" w:cs="Times New Roman"/>
-          <w:sz w:val="24"/>
-        </w:rPr>
-        <w:t>далось привлечь совершенно нетипичного подрядчика — Управление аэродромного строительства НКВД, его аэродром находился неподалеку от Павловска и Царского Села. У них были и людские ресурсы, и материалы, и строительный опыт.</w:t>
-      </w:r>
+        <w:t>Первоочередными были работы по восстановлению кровли и крыши над разрушенным дворцом. </w:t>
+      </w:r>
+      <w:r>
+        <w:rPr>
+          <w:rFonts w:ascii="Times New Roman" w:hAnsi="Times New Roman" w:cs="Times New Roman"/>
+          <w:bCs/>
+          <w:sz w:val="24"/>
+        </w:rPr>
+        <w:t>Управление аэродромного строительства НКВД привлекли как редкого для такого рода работ подрядчика</w:t>
+      </w:r>
+      <w:r>
+        <w:rPr>
+          <w:rFonts w:ascii="Times New Roman" w:hAnsi="Times New Roman" w:cs="Times New Roman"/>
+          <w:sz w:val="24"/>
+        </w:rPr>
+        <w:t xml:space="preserve"> — его аэродром находился неподалеку от Павловска и Царского Села. </w:t>
+      </w:r>
+      <w:r>
+        <w:rPr>
+          <w:rFonts w:ascii="Times New Roman" w:hAnsi="Times New Roman" w:cs="Times New Roman"/>
+          <w:sz w:val="24"/>
+        </w:rPr>
+        <w:t>В управлении</w:t>
+      </w:r>
+      <w:r>
+        <w:rPr>
+          <w:rFonts w:ascii="Times New Roman" w:hAnsi="Times New Roman" w:cs="Times New Roman"/>
+          <w:sz w:val="24"/>
+        </w:rPr>
+        <w:t xml:space="preserve"> были и людские ресурсы, и материалы, и строительный опыт.</w:t>
+      </w:r>
+      <w:bookmarkStart w:id="0" w:name="_GoBack"/>
+      <w:bookmarkEnd w:id="0"/>
     </w:p>
     <w:p>
       <w:pPr>
@@ -247,7 +283,35 @@
           <w:rFonts w:ascii="Times New Roman" w:hAnsi="Times New Roman" w:cs="Times New Roman"/>
           <w:sz w:val="24"/>
         </w:rPr>
-        <w:t xml:space="preserve"> и рабочие чертежи, что позволило вернуть важные элементы светового и декоративного решения.</w:t>
+        <w:t xml:space="preserve"> и рабочие чертежи</w:t>
+      </w:r>
+      <w:r>
+        <w:rPr>
+          <w:rFonts w:ascii="Times New Roman" w:hAnsi="Times New Roman" w:cs="Times New Roman"/>
+          <w:sz w:val="24"/>
+        </w:rPr>
+        <w:t xml:space="preserve"> это</w:t>
+      </w:r>
+      <w:r>
+        <w:rPr>
+          <w:rFonts w:ascii="Times New Roman" w:hAnsi="Times New Roman" w:cs="Times New Roman"/>
+          <w:sz w:val="24"/>
+        </w:rPr>
+        <w:t xml:space="preserve"> позволило </w:t>
+      </w:r>
+      <w:r>
+        <w:rPr>
+          <w:rFonts w:ascii="Times New Roman" w:hAnsi="Times New Roman" w:cs="Times New Roman"/>
+          <w:sz w:val="24"/>
+        </w:rPr>
+        <w:t xml:space="preserve">детально проработать технические аспекты реставрации и </w:t>
+      </w:r>
+      <w:r>
+        <w:rPr>
+          <w:rFonts w:ascii="Times New Roman" w:hAnsi="Times New Roman" w:cs="Times New Roman"/>
+          <w:sz w:val="24"/>
+        </w:rPr>
+        <w:t>вернуть важные элементы светового и декоративного решения.</w:t>
       </w:r>
     </w:p>
     <w:p>
@@ -267,8 +331,6 @@
         </w:rPr>
         <w:t>В 1960-1962 годы</w:t>
       </w:r>
-      <w:bookmarkStart w:id="0" w:name="_GoBack"/>
-      <w:bookmarkEnd w:id="0"/>
       <w:r>
         <w:rPr>
           <w:rFonts w:ascii="Times New Roman" w:hAnsi="Times New Roman" w:cs="Times New Roman"/>
@@ -383,7 +445,7 @@
           <w:rFonts w:ascii="Times New Roman" w:hAnsi="Times New Roman" w:cs="Times New Roman"/>
           <w:sz w:val="24"/>
         </w:rPr>
-        <w:t xml:space="preserve">, хранителя и исследователя, чья работа была направлена на возвращение интерьерного наполнения дворца — мебели, декоративно-прикладных предметов, текстиля, осветительных приборов. Его исследования позволили восстановить не только внешний облик залов, но и их музейную подлинность как жилых и парадных пространств императорской резиденции. </w:t>
+        <w:t xml:space="preserve">, хранителя и исследователя, чья работа была направлена на возвращение интерьерного наполнения дворца — мебели, декоративно-прикладных предметов, текстиля, осветительных приборов. Его исследования позволили восстановить не только внешний облик залов, но и их музейную подлинность жилых и парадных пространств императорской резиденции. </w:t>
       </w:r>
     </w:p>
     <w:p>
@@ -491,7 +553,21 @@
           <w:rFonts w:ascii="Times New Roman" w:hAnsi="Times New Roman" w:cs="Times New Roman"/>
           <w:sz w:val="24"/>
         </w:rPr>
-        <w:t xml:space="preserve">К концу ХХ века, на основе многолетних научных, проектных и реставрационных усилий, Павловск был в значительной степени возвращён как целостный дворцово-парковый ансамбль. Дворец с его парадными залами, библиотекой, кабинетами, мемориальными интерьерами, Розовым павильоном, Павильоном Росси, Собственным садом, храмом Дружбы и сложной системой мостов и малых форм вновь предстает как свидетельство высокого уровня русской архитектуры и ландшафтного искусства. </w:t>
+        <w:t xml:space="preserve">К концу ХХ века, на основе многолетних научных, проектных и реставрационных усилий, Павловск был в значительной степени возвращён как целостный дворцово-парковый ансамбль. </w:t>
+      </w:r>
+      <w:r>
+        <w:rPr>
+          <w:rFonts w:ascii="Times New Roman" w:hAnsi="Times New Roman" w:cs="Times New Roman"/>
+          <w:sz w:val="24"/>
+        </w:rPr>
+        <w:t>Павловский д</w:t>
+      </w:r>
+      <w:r>
+        <w:rPr>
+          <w:rFonts w:ascii="Times New Roman" w:hAnsi="Times New Roman" w:cs="Times New Roman"/>
+          <w:sz w:val="24"/>
+        </w:rPr>
+        <w:t xml:space="preserve">ворец с его парадными залами, библиотекой, кабинетами, мемориальными интерьерами, Розовым павильоном, Павильоном Росси, Собственным садом, храмом Дружбы и сложной системой мостов и малых форм вновь предстает как свидетельство высокого уровня русской архитектуры и ландшафтного искусства. </w:t>
       </w:r>
     </w:p>
     <w:sectPr>
@@ -925,6 +1001,47 @@
     <w:semiHidden/>
     <w:unhideWhenUsed/>
   </w:style>
+  <w:style w:type="character" w:styleId="a3">
+    <w:name w:val="Strong"/>
+    <w:basedOn w:val="a0"/>
+    <w:uiPriority w:val="22"/>
+    <w:qFormat/>
+    <w:rsid w:val="000F5591"/>
+    <w:rPr>
+      <w:b/>
+      <w:bCs/>
+    </w:rPr>
+  </w:style>
+  <w:style w:type="paragraph" w:styleId="a4">
+    <w:name w:val="Balloon Text"/>
+    <w:basedOn w:val="a"/>
+    <w:link w:val="a5"/>
+    <w:uiPriority w:val="99"/>
+    <w:semiHidden/>
+    <w:unhideWhenUsed/>
+    <w:rsid w:val="0001716C"/>
+    <w:pPr>
+      <w:spacing w:after="0" w:line="240" w:lineRule="auto"/>
+    </w:pPr>
+    <w:rPr>
+      <w:rFonts w:ascii="Segoe UI" w:hAnsi="Segoe UI" w:cs="Segoe UI"/>
+      <w:sz w:val="18"/>
+      <w:szCs w:val="18"/>
+    </w:rPr>
+  </w:style>
+  <w:style w:type="character" w:customStyle="1" w:styleId="a5">
+    <w:name w:val="Текст выноски Знак"/>
+    <w:basedOn w:val="a0"/>
+    <w:link w:val="a4"/>
+    <w:uiPriority w:val="99"/>
+    <w:semiHidden/>
+    <w:rsid w:val="0001716C"/>
+    <w:rPr>
+      <w:rFonts w:ascii="Segoe UI" w:hAnsi="Segoe UI" w:cs="Segoe UI"/>
+      <w:sz w:val="18"/>
+      <w:szCs w:val="18"/>
+    </w:rPr>
+  </w:style>
 </w:styles>
 </file>
 
@@ -1194,7 +1311,7 @@
 </file>
 
 <file path=customXml/itemProps1.xml><?xml version="1.0" encoding="utf-8"?>
-<ds:datastoreItem xmlns:ds="http://schemas.openxmlformats.org/officeDocument/2006/customXml" ds:itemID="{20A96686-3820-4734-A7E3-F053B23453F3}">
+<ds:datastoreItem xmlns:ds="http://schemas.openxmlformats.org/officeDocument/2006/customXml" ds:itemID="{98F62EE7-9091-45C0-8437-B569F1CDC681}">
   <ds:schemaRefs>
     <ds:schemaRef ds:uri="http://schemas.openxmlformats.org/officeDocument/2006/bibliography"/>
   </ds:schemaRefs>
